--- a/templates/bbnt-do-template-loi.docx
+++ b/templates/bbnt-do-template-loi.docx
@@ -354,15 +354,33 @@
           <w:szCs w:val="28"/>
         </w:rPr>
         <w:tab/>
-        <w:t>PCT/LCT số: {{pctNumber}}</w:t>
-      </w:r>
-      <w:r>
-        <w:rPr>
-          <w:rFonts w:ascii="Times New Roman" w:hAnsi="Times New Roman" w:cs="Times New Roman"/>
-          <w:sz w:val="28"/>
-          <w:szCs w:val="28"/>
-        </w:rPr>
-        <w:t>{{pctContent}}</w:t>
+        <w:t>PCT/LCT số: {{pctNumber</w:t>
+      </w:r>
+      <w:proofErr w:type="gramStart"/>
+      <w:r>
+        <w:rPr>
+          <w:rFonts w:ascii="Times New Roman" w:hAnsi="Times New Roman" w:cs="Times New Roman"/>
+          <w:sz w:val="28"/>
+          <w:szCs w:val="28"/>
+        </w:rPr>
+        <w:t>}}</w:t>
+      </w:r>
+      <w:r>
+        <w:rPr>
+          <w:rFonts w:ascii="Times New Roman" w:hAnsi="Times New Roman" w:cs="Times New Roman"/>
+          <w:sz w:val="28"/>
+          <w:szCs w:val="28"/>
+        </w:rPr>
+        <w:t>{</w:t>
+      </w:r>
+      <w:proofErr w:type="gramEnd"/>
+      <w:r>
+        <w:rPr>
+          <w:rFonts w:ascii="Times New Roman" w:hAnsi="Times New Roman" w:cs="Times New Roman"/>
+          <w:sz w:val="28"/>
+          <w:szCs w:val="28"/>
+        </w:rPr>
+        <w:t>{pctContent}}</w:t>
       </w:r>
     </w:p>
     <w:p>
@@ -425,6 +443,7 @@
         </w:rPr>
         <w:t xml:space="preserve">Đại diện phòng Kỹ thuật và </w:t>
       </w:r>
+      <w:proofErr w:type="gramStart"/>
       <w:r>
         <w:rPr>
           <w:rFonts w:ascii="Times New Roman" w:hAnsi="Times New Roman" w:cs="Times New Roman"/>
@@ -443,7 +462,18 @@
           <w:sz w:val="28"/>
           <w:szCs w:val="28"/>
         </w:rPr>
-        <w:t>n toàn</w:t>
+        <w:t>n</w:t>
+      </w:r>
+      <w:proofErr w:type="gramEnd"/>
+      <w:r>
+        <w:rPr>
+          <w:rFonts w:ascii="Times New Roman" w:hAnsi="Times New Roman" w:cs="Times New Roman"/>
+          <w:b/>
+          <w:iCs/>
+          <w:sz w:val="28"/>
+          <w:szCs w:val="28"/>
+        </w:rPr>
+        <w:t xml:space="preserve"> toàn</w:t>
       </w:r>
     </w:p>
     <w:p>
@@ -1054,6 +1084,7 @@
         </w:rPr>
         <w:t xml:space="preserve">Công văn số </w:t>
       </w:r>
+      <w:proofErr w:type="gramStart"/>
       <w:r>
         <w:rPr>
           <w:rFonts w:ascii="Times New Roman" w:hAnsi="Times New Roman" w:cs="Times New Roman"/>
@@ -1062,6 +1093,7 @@
         </w:rPr>
         <w:t>…..</w:t>
       </w:r>
+      <w:proofErr w:type="gramEnd"/>
       <w:r>
         <w:rPr>
           <w:rFonts w:ascii="Times New Roman" w:hAnsi="Times New Roman" w:cs="Times New Roman"/>
@@ -1084,7 +1116,25 @@
           <w:sz w:val="28"/>
           <w:szCs w:val="28"/>
         </w:rPr>
-        <w:t xml:space="preserve"> của Phòng Kỹ thuật và An toàn về việc …(không);</w:t>
+        <w:t xml:space="preserve"> của Phòng Kỹ thuật và </w:t>
+      </w:r>
+      <w:proofErr w:type="gramStart"/>
+      <w:r>
+        <w:rPr>
+          <w:rFonts w:ascii="Times New Roman" w:hAnsi="Times New Roman" w:cs="Times New Roman"/>
+          <w:sz w:val="28"/>
+          <w:szCs w:val="28"/>
+        </w:rPr>
+        <w:t>An</w:t>
+      </w:r>
+      <w:proofErr w:type="gramEnd"/>
+      <w:r>
+        <w:rPr>
+          <w:rFonts w:ascii="Times New Roman" w:hAnsi="Times New Roman" w:cs="Times New Roman"/>
+          <w:sz w:val="28"/>
+          <w:szCs w:val="28"/>
+        </w:rPr>
+        <w:t xml:space="preserve"> toàn về việc …(không);</w:t>
       </w:r>
     </w:p>
     <w:p>
@@ -1138,15 +1188,7 @@
           <w:sz w:val="28"/>
           <w:szCs w:val="28"/>
         </w:rPr>
-        <w:t>{{proposalDate}}</w:t>
-      </w:r>
-      <w:r>
-        <w:rPr>
-          <w:rFonts w:ascii="Times New Roman" w:hAnsi="Times New Roman" w:cs="Times New Roman"/>
-          <w:sz w:val="28"/>
-          <w:szCs w:val="28"/>
-        </w:rPr>
-        <w:t xml:space="preserve">. </w:t>
+        <w:t xml:space="preserve">{{proposalDate}}. </w:t>
       </w:r>
       <w:r>
         <w:rPr>
@@ -1224,7 +1266,25 @@
           <w:sz w:val="28"/>
           <w:szCs w:val="28"/>
         </w:rPr>
-        <w:t xml:space="preserve">…….. </w:t>
+        <w:t>…</w:t>
+      </w:r>
+      <w:proofErr w:type="gramStart"/>
+      <w:r>
+        <w:rPr>
+          <w:rFonts w:ascii="Times New Roman" w:hAnsi="Times New Roman" w:cs="Times New Roman"/>
+          <w:sz w:val="28"/>
+          <w:szCs w:val="28"/>
+        </w:rPr>
+        <w:t>…..</w:t>
+      </w:r>
+      <w:proofErr w:type="gramEnd"/>
+      <w:r>
+        <w:rPr>
+          <w:rFonts w:ascii="Times New Roman" w:hAnsi="Times New Roman" w:cs="Times New Roman"/>
+          <w:sz w:val="28"/>
+          <w:szCs w:val="28"/>
+        </w:rPr>
+        <w:t xml:space="preserve"> </w:t>
       </w:r>
       <w:r>
         <w:rPr>
@@ -2018,15 +2078,33 @@
                 <w:sz w:val="28"/>
                 <w:szCs w:val="28"/>
               </w:rPr>
-              <w:t>Ngày thay/ bổ sung gần nhất:</w:t>
-            </w:r>
-            <w:r>
-              <w:rPr>
-                <w:rFonts w:ascii="Times New Roman" w:hAnsi="Times New Roman" w:cs="Times New Roman"/>
-                <w:sz w:val="28"/>
-                <w:szCs w:val="28"/>
-              </w:rPr>
-              <w:t>…/…/…</w:t>
+              <w:t xml:space="preserve">Ngày thay/ bổ sung gần </w:t>
+            </w:r>
+            <w:proofErr w:type="gramStart"/>
+            <w:r>
+              <w:rPr>
+                <w:rFonts w:ascii="Times New Roman" w:hAnsi="Times New Roman" w:cs="Times New Roman"/>
+                <w:sz w:val="28"/>
+                <w:szCs w:val="28"/>
+              </w:rPr>
+              <w:t>nhất:</w:t>
+            </w:r>
+            <w:r>
+              <w:rPr>
+                <w:rFonts w:ascii="Times New Roman" w:hAnsi="Times New Roman" w:cs="Times New Roman"/>
+                <w:sz w:val="28"/>
+                <w:szCs w:val="28"/>
+              </w:rPr>
+              <w:t>…</w:t>
+            </w:r>
+            <w:proofErr w:type="gramEnd"/>
+            <w:r>
+              <w:rPr>
+                <w:rFonts w:ascii="Times New Roman" w:hAnsi="Times New Roman" w:cs="Times New Roman"/>
+                <w:sz w:val="28"/>
+                <w:szCs w:val="28"/>
+              </w:rPr>
+              <w:t>/…/…</w:t>
             </w:r>
             <w:r>
               <w:rPr>
@@ -2579,7 +2657,23 @@
                 <w:sz w:val="28"/>
                 <w:szCs w:val="28"/>
               </w:rPr>
-              <w:t>Hình 3: Thống số vật tư, thiết bị</w:t>
+              <w:t>Hình 3: Th</w:t>
+            </w:r>
+            <w:r>
+              <w:rPr>
+                <w:rFonts w:ascii="Times New Roman" w:hAnsi="Times New Roman" w:cs="Times New Roman"/>
+                <w:sz w:val="28"/>
+                <w:szCs w:val="28"/>
+              </w:rPr>
+              <w:t>ô</w:t>
+            </w:r>
+            <w:r>
+              <w:rPr>
+                <w:rFonts w:ascii="Times New Roman" w:hAnsi="Times New Roman" w:cs="Times New Roman"/>
+                <w:sz w:val="28"/>
+                <w:szCs w:val="28"/>
+              </w:rPr>
+              <w:t>ng số vật tư, thiết bị</w:t>
             </w:r>
           </w:p>
         </w:tc>
@@ -4263,7 +4357,25 @@
                 <w:sz w:val="22"/>
                 <w:szCs w:val="22"/>
               </w:rPr>
-              <w:t>{{#items}}{{stt}}</w:t>
+              <w:t>{{#items</w:t>
+            </w:r>
+            <w:proofErr w:type="gramStart"/>
+            <w:r>
+              <w:rPr>
+                <w:rFonts w:ascii="Times New Roman" w:hAnsi="Times New Roman" w:cs="Times New Roman"/>
+                <w:sz w:val="22"/>
+                <w:szCs w:val="22"/>
+              </w:rPr>
+              <w:t>}}{</w:t>
+            </w:r>
+            <w:proofErr w:type="gramEnd"/>
+            <w:r>
+              <w:rPr>
+                <w:rFonts w:ascii="Times New Roman" w:hAnsi="Times New Roman" w:cs="Times New Roman"/>
+                <w:sz w:val="22"/>
+                <w:szCs w:val="22"/>
+              </w:rPr>
+              <w:t>{stt}}</w:t>
             </w:r>
           </w:p>
         </w:tc>
